--- a/Parables-of-Jesus/parent-sheet-week-4.docx
+++ b/Parables-of-Jesus/parent-sheet-week-4.docx
@@ -101,12 +101,10 @@
               <w:rPr>
                 <w:i/>
                 <w:iCs/>
-                <w:i/>
-                <w:iCs/>
                 <w:sz w:val="28"/>
                 <w:szCs w:val="28"/>
               </w:rPr>
-              <w:t>"The Son of Man came to seek and to save the lost." — Luke 19:10 (ESV)</w:t>
+              <w:t>"Rejoice with me, for I have found my sheep that was lost." — Luke 15:6 (ESV)</w:t>
             </w:r>
           </w:p>
         </w:tc>
@@ -378,7 +376,7 @@
                 <w:sz w:val="28"/>
                 <w:szCs w:val="28"/>
               </w:rPr>
-              <w:t>Stand the little "found sheep" somewhere you'll see it. When you notice it, say the memory verse together: "The Son of Man came to seek and to save the lost." Let it remind you that Jesus always comes to find us.</w:t>
+              <w:t>Stand the little "found sheep" somewhere you'll see it. When you notice it, say the memory verse together: "Rejoice with me, for I have found my sheep that was lost." Let it remind you that Jesus always comes to find us.</w:t>
             </w:r>
             <w:r>
               <w:rPr>
